--- a/Lectures/Lecture_7_CI_Hypothesis_Testing/lecture_7_CI_hypothesis_testing.docx
+++ b/Lectures/Lecture_7_CI_Hypothesis_Testing/lecture_7_CI_hypothesis_testing.docx
@@ -7,7 +7,7 @@
         <w:pStyle w:val="Title"/>
       </w:pPr>
       <w:r>
-        <w:t xml:space="preserve">Lecture 6: Law of Large Numbers, Central Limit Theorem, &amp; Correlation</w:t>
+        <w:t xml:space="preserve">Lecture 7: Hypothesis Testing and Confidence Intervals</w:t>
       </w:r>
     </w:p>
     <w:p>
